--- a/extrakty/doc/TC278WG4/extract_21219-9_(2017).docx
+++ b/extrakty/doc/TC278WG4/extract_21219-9_(2017).docx
@@ -228,16 +228,7 @@
         <w:jc w:val="both"/>
       </w:pPr>
       <w:r>
-        <w:t xml:space="preserve">Technická specifikace ISO 21219 se zabývá druhou generací protokolu TPEG pro </w:t>
-      </w:r>
-      <w:r>
-        <w:rPr>
-          <w:b/>
-        </w:rPr>
-        <w:t>poskytování informací o dopravě koncovým uživatelům</w:t>
-      </w:r>
-      <w:r>
-        <w:t xml:space="preserve">, označovaným TPEG2. </w:t>
+        <w:t xml:space="preserve">Technická specifikace ISO 21219 stanovuje formát a protokol TPEG určený pro poskytování informací o dopravě koncovým uživatelům. TPEG je určen pro média s vysokou přenosovou kapacitou, umožňuje informace členit strukturovaně se zvyšující se mírou detailů a komplexně popisovat polohu.</w:t>
       </w:r>
     </w:p>
     <w:p>
@@ -246,35 +237,7 @@
         <w:jc w:val="both"/>
       </w:pPr>
       <w:r>
-        <w:t>ISO/TS 21219 obsahuje řadu částí, které pokrývají úvod, pravidla, “sady nástrojů” (</w:t>
-      </w:r>
-      <w:proofErr w:type="spellStart"/>
-      <w:r>
-        <w:t>toolkity</w:t>
-      </w:r>
-      <w:proofErr w:type="spellEnd"/>
-      <w:r>
-        <w:t>) a jednotlivé aplik</w:t>
-      </w:r>
-      <w:r>
-        <w:t>a</w:t>
-      </w:r>
-      <w:r>
-        <w:t>ce. TPEG2 je postaven na modelování v UML, se sadou základních pravidel stanovujících strategii modelování a pravidla konverze modelu do dvou fyzických formátů: binárního pro vysílání v DAB a XML pro šíření Intern</w:t>
-      </w:r>
-      <w:r>
-        <w:t>e</w:t>
-      </w:r>
-      <w:r>
-        <w:t>tem (části 2, 3, 4 normy). Pro snazší udržovatelnost specifikace se změny provádí pouze na úrovni obecného modelu v UML (XMI soubor) a následně pomocí automatizovaných nástrojů převádějí do popisů jednotlivých fyzických formátů (dokument s přílohami pro každý fyzický formát). Tato koncepční témata jsou řešena částmi, které se nazývají sady nástrojů (</w:t>
-      </w:r>
-      <w:proofErr w:type="spellStart"/>
-      <w:r>
-        <w:t>toolkity</w:t>
-      </w:r>
-      <w:proofErr w:type="spellEnd"/>
-      <w:r>
-        <w:t>).</w:t>
+        <w:t xml:space="preserve">Jednotlivé oblasti dopravních událostí jsou v TPEG popsány odděleně, pomocí platformě nezávislého modelu (UML) a dvou odvozených platformě závislých modelů (binární a XML). Části specifikace stanovují pravidla tvorby modelu jeho převodu do platformě závislé podoby.</w:t>
       </w:r>
     </w:p>
     <w:p>
@@ -283,7 +246,7 @@
         <w:jc w:val="both"/>
       </w:pPr>
       <w:r>
-        <w:t>TPEG2 stanovuje použití tří dílčích částí (kontejnerů): management zpráv (část 6 normy), dopravní aplikaci (mnoho částí) a odkazování na polohu (část 7 normy).</w:t>
+        <w:t xml:space="preserve">Více informací o kontextu TPEG je obsaženo v úvodu extraktu k části 1 normy TPEG (21219-1).</w:t>
       </w:r>
     </w:p>
     <w:p>
@@ -292,208 +255,20 @@
         <w:jc w:val="both"/>
       </w:pPr>
       <w:r>
-        <w:t>ISO/TS 21219 se skládá z těchto částí (tučně je zvýrazněna část popisovaná v tomto extraktu):</w:t>
+        <w:t xml:space="preserve">Technická specifikace ISO 21219 se zabývá druhou generací protokolu TPEG, označovaným zkratkou TPEG2. Rozlišení TPEG/TPEG1/TPEG2 se většinou uvádí pouze v úvodní části norem/specifikací, zatímco ostatní kapitoly již mezi TPEG a TPEG2 nerozlišují - to je implicitní dle kontextu.</w:t>
       </w:r>
     </w:p>
     <w:p>
       <w:pPr>
-        <w:numPr>
-          <w:ilvl w:val="0"/>
-          <w:numId w:val="42"/>
-        </w:numPr>
-        <w:pBdr>
-          <w:top w:val="nil"/>
-          <w:left w:val="nil"/>
-          <w:bottom w:val="nil"/>
-          <w:right w:val="nil"/>
-          <w:between w:val="nil"/>
-        </w:pBdr>
         <w:spacing w:after="120"/>
-        <w:ind w:left="284" w:hanging="218"/>
         <w:jc w:val="both"/>
       </w:pPr>
-      <w:proofErr w:type="spellStart"/>
-      <w:r>
-        <w:rPr>
-          <w:b/>
-        </w:rPr>
-        <w:t>Toolkity</w:t>
-      </w:r>
-      <w:proofErr w:type="spellEnd"/>
-      <w:r>
-        <w:rPr>
-          <w:b/>
-        </w:rPr>
-        <w:t xml:space="preserve"> </w:t>
-      </w:r>
-      <w:r>
-        <w:t>(nástroje): TPEG2-INV (část 1: Úvod, číslování a verze), TPEG2-UML (část 2: Pravidla modelování pomocí UML), TPEG2-UBCR (část 3: Pravidla pro konverzi z UML do binárního kódu), TPEG2-UXCR (část 4: Pravidla pro konverzi UML do XML), TPEG2-SFW (část 5: Rámec pro služby TPEG), TPEG2-MMC (část 6: Kontejner pro management zpráv), TPEG2-LRC (část 7: Kontejner pro odkazování na polohu)</w:t>
+      <w:r>
+        <w:t xml:space="preserve">Tento extrakt (dále jen “popisovaný dokument”) popisuje část 9 normy TPEG, která stanovuje způsob indikace služeb dostupných ve vysílaném obsahu. Část těchto informací je určena pro prezentaci uživateli a část pro dekodér.</w:t>
       </w:r>
     </w:p>
     <w:p>
       <w:pPr>
-        <w:numPr>
-          <w:ilvl w:val="0"/>
-          <w:numId w:val="42"/>
-        </w:numPr>
-        <w:pBdr>
-          <w:top w:val="nil"/>
-          <w:left w:val="nil"/>
-          <w:bottom w:val="nil"/>
-          <w:right w:val="nil"/>
-          <w:between w:val="nil"/>
-        </w:pBdr>
-        <w:spacing w:after="120"/>
-        <w:ind w:left="284" w:hanging="218"/>
-        <w:jc w:val="both"/>
-      </w:pPr>
-      <w:r>
-        <w:rPr>
-          <w:b/>
-        </w:rPr>
-        <w:t>Speciální aplikace</w:t>
-      </w:r>
-      <w:r>
-        <w:t xml:space="preserve">: </w:t>
-      </w:r>
-      <w:r>
-        <w:rPr>
-          <w:b/>
-        </w:rPr>
-        <w:t>TPEG2-SNI (část 9: Informace o službách a síti)</w:t>
-      </w:r>
-      <w:r>
-        <w:t>, TPEG2-CAI (část 10: Informace o podmíněném přístupu), TPEG2-LTE (část 24: Slabé šifrování)</w:t>
-      </w:r>
-    </w:p>
-    <w:p>
-      <w:pPr>
-        <w:numPr>
-          <w:ilvl w:val="0"/>
-          <w:numId w:val="42"/>
-        </w:numPr>
-        <w:pBdr>
-          <w:top w:val="nil"/>
-          <w:left w:val="nil"/>
-          <w:bottom w:val="nil"/>
-          <w:right w:val="nil"/>
-          <w:between w:val="nil"/>
-        </w:pBdr>
-        <w:spacing w:after="120"/>
-        <w:ind w:left="284" w:hanging="218"/>
-        <w:jc w:val="both"/>
-      </w:pPr>
-      <w:r>
-        <w:rPr>
-          <w:b/>
-        </w:rPr>
-        <w:t>Odkazování na polohu</w:t>
-      </w:r>
-      <w:r>
-        <w:t>: TPEG2-ULR (část 11: Odkazování na polohu v aplikacích), TPEG2-ETL (část 20: Odkazování na polohu metodou rozšířeného TMC), TPEG2-GLR (část 21: Geografické odkazování na pol</w:t>
-      </w:r>
-      <w:r>
-        <w:t>o</w:t>
-      </w:r>
-      <w:r>
-        <w:t xml:space="preserve">hu), TPEG2-OLR (část 22: Odkazování na polohu metodou </w:t>
-      </w:r>
-      <w:proofErr w:type="spellStart"/>
-      <w:r>
-        <w:t>OpenLR</w:t>
-      </w:r>
-      <w:proofErr w:type="spellEnd"/>
-      <w:r>
-        <w:t>)</w:t>
-      </w:r>
-    </w:p>
-    <w:p>
-      <w:pPr>
-        <w:numPr>
-          <w:ilvl w:val="0"/>
-          <w:numId w:val="42"/>
-        </w:numPr>
-        <w:pBdr>
-          <w:top w:val="nil"/>
-          <w:left w:val="nil"/>
-          <w:bottom w:val="nil"/>
-          <w:right w:val="nil"/>
-          <w:between w:val="nil"/>
-        </w:pBdr>
-        <w:spacing w:after="120"/>
-        <w:ind w:left="284" w:hanging="218"/>
-        <w:jc w:val="both"/>
-      </w:pPr>
-      <w:r>
-        <w:rPr>
-          <w:b/>
-        </w:rPr>
-        <w:t>Aplikace</w:t>
-      </w:r>
-      <w:r>
-        <w:t>: TPEG2-RTM (část 12: Aplikace pro zprávy o silniční dopravě), TPEG2-PTI (část 13: Aplikace pro informace o veřejné dopravě), TPEG2-PKI (část 14: Aplikace pro informace o parkování), TPEG2-TEC (část 15: Aplikace pro vybrané dopravní události), TPEG2-FPI (část 16: Aplikace pro informace o cenách poho</w:t>
-      </w:r>
-      <w:r>
-        <w:t>n</w:t>
-      </w:r>
-      <w:r>
-        <w:t>ných hmot), TPEG2-SPI (část 17: Aplikace pro informace o rychlostních omezeních), TPEG2-TFP (část 18: Aplikace pro informace o stavu dopravního proudu a jeho predikci), TPEG2-WEA (část 19: Aplikace pro i</w:t>
-      </w:r>
-      <w:r>
-        <w:t>n</w:t>
-      </w:r>
-      <w:r>
-        <w:t>formace o počasí), TPEG2-RMR (část 23: Aplikace pro informace o multimodálních trasách), TPEG2-EMI (část 25: Nabíjecí infrastruktura pro elektromobily) a další.</w:t>
-      </w:r>
-    </w:p>
-    <w:p>
-      <w:pPr>
-        <w:spacing w:after="120"/>
-        <w:jc w:val="both"/>
-      </w:pPr>
-      <w:r>
-        <w:t>Na rozdíl od RDS-TMC, které je svým způsobem popisu události jednoúrovňové, umožňuje TPEG informace členit strukturovaně se zvyšující se mírou detailu. Dopravní události popisuje TPEG úzkoprofilově, je vždy z</w:t>
-      </w:r>
-      <w:r>
-        <w:t>a</w:t>
-      </w:r>
-      <w:r>
-        <w:t>měřen na jeden konkrétní typ situací (například pro ceny pohonných hmot, dojezdové doby atd.), které popisuje do větší hloubky, každému typu je věnována samostatná část specifikace (tzv. ”aplikace TPEG”). Počet částí se stále rozšiřuje.</w:t>
-      </w:r>
-    </w:p>
-    <w:p>
-      <w:pPr>
-        <w:spacing w:after="120"/>
-        <w:jc w:val="both"/>
-      </w:pPr>
-      <w:r>
-        <w:t>Rozlišení TPEG / TPEG1 / TPEG2 se většinou uvádí pouze v úvodu částí norem/specifikací, zatímco ostatní kapitoly již mezi TPEG a TPEG2 nerozlišují - to je implicitní dle kontextu. Stejným způsobem k tomu přistupuj</w:t>
-      </w:r>
-      <w:r>
-        <w:t>e</w:t>
-      </w:r>
-      <w:r>
-        <w:t>me i v tomto extraktu.</w:t>
-      </w:r>
-    </w:p>
-    <w:p>
-      <w:pPr>
-        <w:spacing w:after="120"/>
-        <w:jc w:val="both"/>
-      </w:pPr>
-      <w:r>
-        <w:lastRenderedPageBreak/>
-        <w:t>Tento extrakt popisuje část 9 „Informace o službách a síti” (dále jen “popisovaný dokument”), která stanovuje způsob indikace služeb dostupných ve vysílaném obsahu. Část těchto informací je určena pro prezentaci uživ</w:t>
-      </w:r>
-      <w:r>
-        <w:t>a</w:t>
-      </w:r>
-      <w:r>
-        <w:t>teli a část pro dekodér.</w:t>
-      </w:r>
-    </w:p>
-    <w:p>
-      <w:pPr>
         <w:spacing w:before="80" w:after="200"/>
         <w:jc w:val="both"/>
         <w:rPr>
@@ -505,8 +280,9 @@
         <w:rPr>
           <w:sz w:val="18"/>
           <w:szCs w:val="18"/>
-        </w:rPr>
-        <w:t>Poznámka: Extrakt přejímá původní číslování kapitol.</w:t>
+          <w:i/>
+        </w:rPr>
+        <w:t xml:space="preserve">Poznámka: Extrakt uvádí vybrané kapitoly popisovaného dokumentu a přejímá původní číslování kapitol.</w:t>
       </w:r>
     </w:p>
     <w:p>
@@ -584,7 +360,7 @@
         <w:jc w:val="both"/>
       </w:pPr>
       <w:r>
-        <w:t xml:space="preserve">Klíčové normy, na které tento dokument odkazuje, jsou: specifikace TPEG2 části 1 až 6 a 9, dále normy ETSI stanovující rámec DAB, RDS, DVB, SWIFT a normu NRSC k HD Radiu.  </w:t>
+        <w:t xml:space="preserve">Tento dokument uvádí 15 normativních odkazů, 8 na normu TPEG2 ISO 21219 části 1-6 a 9, dále normy ETSI stanovující rámec DAB, RDS, DVB, SWIFT a normu NRSC k HD Radiu</w:t>
       </w:r>
     </w:p>
     <w:p>
@@ -2325,7 +2101,10 @@
         <w:pStyle w:val="NadpisTabObr"/>
       </w:pPr>
       <w:r>
-        <w:t>Obrázek 2 – Obecné třídy SNI stanovené v kapitole 8 dokumentu (výřez obr. 6 dokumentu)</w:t>
+        <w:t xml:space="preserve">Obrázek 3 – </w:t>
+      </w:r>
+      <w:r>
+        <w:t xml:space="preserve">Obecné třídy SNI stanovené v kapitole 8 dokumentu (výřez obr. 6 dokumentu)</w:t>
       </w:r>
     </w:p>
     <w:p>
@@ -3731,289 +3510,10 @@
         <w:spacing w:after="120"/>
         <w:jc w:val="both"/>
       </w:pPr>
-      <w:bookmarkStart w:id="7" w:name="_3dy6vkm" w:colFirst="0" w:colLast="0"/>
-      <w:bookmarkEnd w:id="7"/>
-      <w:r>
-        <w:t xml:space="preserve">Jsou to základní typy: </w:t>
-      </w:r>
-      <w:proofErr w:type="spellStart"/>
-      <w:r>
-        <w:rPr>
-          <w:rFonts w:ascii="Courier New" w:eastAsia="Courier New" w:hAnsi="Courier New" w:cs="Courier New"/>
-        </w:rPr>
-        <w:t>MaskedTime</w:t>
-      </w:r>
-      <w:proofErr w:type="spellEnd"/>
-      <w:r>
-        <w:t xml:space="preserve">, </w:t>
-      </w:r>
-      <w:proofErr w:type="spellStart"/>
-      <w:r>
-        <w:rPr>
-          <w:rFonts w:ascii="Courier New" w:eastAsia="Courier New" w:hAnsi="Courier New" w:cs="Courier New"/>
-        </w:rPr>
-        <w:t>DayMask</w:t>
-      </w:r>
-      <w:proofErr w:type="spellEnd"/>
-      <w:r>
-        <w:t xml:space="preserve">, </w:t>
-      </w:r>
-      <w:proofErr w:type="spellStart"/>
-      <w:r>
-        <w:rPr>
-          <w:rFonts w:ascii="Courier New" w:eastAsia="Courier New" w:hAnsi="Courier New" w:cs="Courier New"/>
-        </w:rPr>
-        <w:t>AppStartTime</w:t>
-      </w:r>
-      <w:proofErr w:type="spellEnd"/>
-      <w:r>
-        <w:t xml:space="preserve">, </w:t>
-      </w:r>
-      <w:proofErr w:type="spellStart"/>
-      <w:r>
-        <w:rPr>
-          <w:rFonts w:ascii="Courier New" w:eastAsia="Courier New" w:hAnsi="Courier New" w:cs="Courier New"/>
-        </w:rPr>
-        <w:t>TimeSlot</w:t>
-      </w:r>
-      <w:proofErr w:type="spellEnd"/>
-      <w:r>
-        <w:t xml:space="preserve">, </w:t>
-      </w:r>
-      <w:proofErr w:type="spellStart"/>
-      <w:r>
-        <w:rPr>
-          <w:rFonts w:ascii="Courier New" w:eastAsia="Courier New" w:hAnsi="Courier New" w:cs="Courier New"/>
-        </w:rPr>
-        <w:t>OpTime</w:t>
-      </w:r>
-      <w:proofErr w:type="spellEnd"/>
-      <w:r>
-        <w:t xml:space="preserve">, </w:t>
-      </w:r>
-      <w:proofErr w:type="spellStart"/>
-      <w:r>
-        <w:rPr>
-          <w:rFonts w:ascii="Courier New" w:eastAsia="Courier New" w:hAnsi="Courier New" w:cs="Courier New"/>
-        </w:rPr>
-        <w:t>GeographicCoverage</w:t>
-      </w:r>
-      <w:proofErr w:type="spellEnd"/>
-      <w:r>
-        <w:t xml:space="preserve">, </w:t>
-      </w:r>
-      <w:proofErr w:type="spellStart"/>
-      <w:r>
-        <w:rPr>
-          <w:rFonts w:ascii="Courier New" w:eastAsia="Courier New" w:hAnsi="Courier New" w:cs="Courier New"/>
-        </w:rPr>
-        <w:t>CoordinatePair</w:t>
-      </w:r>
-      <w:proofErr w:type="spellEnd"/>
-      <w:r>
-        <w:t xml:space="preserve"> a </w:t>
-      </w:r>
-      <w:proofErr w:type="spellStart"/>
-      <w:r>
-        <w:rPr>
-          <w:rFonts w:ascii="Courier New" w:eastAsia="Courier New" w:hAnsi="Courier New" w:cs="Courier New"/>
-        </w:rPr>
-        <w:t>ByteField</w:t>
-      </w:r>
-      <w:proofErr w:type="spellEnd"/>
-    </w:p>
-    <w:p>
-      <w:pPr>
-        <w:spacing w:after="120"/>
-        <w:jc w:val="both"/>
-      </w:pPr>
       <w:bookmarkStart w:id="8" w:name="_1t3h5sf" w:colFirst="0" w:colLast="0"/>
       <w:bookmarkEnd w:id="8"/>
       <w:r>
-        <w:t xml:space="preserve">a odvozené typy (struktury): </w:t>
-      </w:r>
-      <w:r>
-        <w:rPr>
-          <w:rFonts w:ascii="Courier New" w:eastAsia="Courier New" w:hAnsi="Courier New" w:cs="Courier New"/>
-        </w:rPr>
-        <w:t>GST1_Entry</w:t>
-      </w:r>
-      <w:r>
-        <w:t xml:space="preserve">, </w:t>
-      </w:r>
-      <w:r>
-        <w:rPr>
-          <w:rFonts w:ascii="Courier New" w:eastAsia="Courier New" w:hAnsi="Courier New" w:cs="Courier New"/>
-        </w:rPr>
-        <w:t>GST2_Entry</w:t>
-      </w:r>
-      <w:r>
-        <w:t xml:space="preserve">, </w:t>
-      </w:r>
-      <w:r>
-        <w:rPr>
-          <w:rFonts w:ascii="Courier New" w:eastAsia="Courier New" w:hAnsi="Courier New" w:cs="Courier New"/>
-        </w:rPr>
-        <w:t>GST3_Entry (viz tabulka 3)</w:t>
-      </w:r>
-      <w:r>
-        <w:t xml:space="preserve">, </w:t>
-      </w:r>
-      <w:r>
-        <w:rPr>
-          <w:rFonts w:ascii="Courier New" w:eastAsia="Courier New" w:hAnsi="Courier New" w:cs="Courier New"/>
-        </w:rPr>
-        <w:t>GST4_Entry</w:t>
-      </w:r>
-      <w:r>
-        <w:t xml:space="preserve">, </w:t>
-      </w:r>
-      <w:r>
-        <w:rPr>
-          <w:rFonts w:ascii="Courier New" w:eastAsia="Courier New" w:hAnsi="Courier New" w:cs="Courier New"/>
-        </w:rPr>
-        <w:t>GST5_Entry</w:t>
-      </w:r>
-      <w:r>
-        <w:t xml:space="preserve">, </w:t>
-      </w:r>
-      <w:r>
-        <w:rPr>
-          <w:rFonts w:ascii="Courier New" w:eastAsia="Courier New" w:hAnsi="Courier New" w:cs="Courier New"/>
-        </w:rPr>
-        <w:t>GST6_Entry</w:t>
-      </w:r>
-      <w:r>
-        <w:t xml:space="preserve">, </w:t>
-      </w:r>
-      <w:r>
-        <w:rPr>
-          <w:rFonts w:ascii="Courier New" w:eastAsia="Courier New" w:hAnsi="Courier New" w:cs="Courier New"/>
-        </w:rPr>
-        <w:t>GST7_Entry</w:t>
-      </w:r>
-      <w:r>
-        <w:t xml:space="preserve">, </w:t>
-      </w:r>
-      <w:proofErr w:type="spellStart"/>
-      <w:r>
-        <w:rPr>
-          <w:rFonts w:ascii="Courier New" w:eastAsia="Courier New" w:hAnsi="Courier New" w:cs="Courier New"/>
-        </w:rPr>
-        <w:t>RelatedServiceEntry</w:t>
-      </w:r>
-      <w:proofErr w:type="spellEnd"/>
-      <w:r>
-        <w:t xml:space="preserve">, </w:t>
-      </w:r>
-      <w:proofErr w:type="spellStart"/>
-      <w:r>
-        <w:rPr>
-          <w:rFonts w:ascii="Courier New" w:eastAsia="Courier New" w:hAnsi="Courier New" w:cs="Courier New"/>
-        </w:rPr>
-        <w:t>DABFrequency</w:t>
-      </w:r>
-      <w:proofErr w:type="spellEnd"/>
-      <w:r>
-        <w:t xml:space="preserve">, </w:t>
-      </w:r>
-      <w:proofErr w:type="spellStart"/>
-      <w:r>
-        <w:rPr>
-          <w:rFonts w:ascii="Courier New" w:eastAsia="Courier New" w:hAnsi="Courier New" w:cs="Courier New"/>
-        </w:rPr>
-        <w:t>DVBFrequency</w:t>
-      </w:r>
-      <w:proofErr w:type="spellEnd"/>
-      <w:r>
-        <w:t xml:space="preserve">, </w:t>
-      </w:r>
-      <w:proofErr w:type="spellStart"/>
-      <w:r>
-        <w:rPr>
-          <w:rFonts w:ascii="Courier New" w:eastAsia="Courier New" w:hAnsi="Courier New" w:cs="Courier New"/>
-        </w:rPr>
-        <w:t>FMFrequency</w:t>
-      </w:r>
-      <w:proofErr w:type="spellEnd"/>
-      <w:r>
-        <w:t xml:space="preserve">, </w:t>
-      </w:r>
-      <w:proofErr w:type="spellStart"/>
-      <w:r>
-        <w:rPr>
-          <w:rFonts w:ascii="Courier New" w:eastAsia="Courier New" w:hAnsi="Courier New" w:cs="Courier New"/>
-        </w:rPr>
-        <w:t>AMFrequency</w:t>
-      </w:r>
-      <w:proofErr w:type="spellEnd"/>
-      <w:r>
-        <w:t xml:space="preserve">, </w:t>
-      </w:r>
-      <w:proofErr w:type="spellStart"/>
-      <w:r>
-        <w:rPr>
-          <w:rFonts w:ascii="Courier New" w:eastAsia="Courier New" w:hAnsi="Courier New" w:cs="Courier New"/>
-        </w:rPr>
-        <w:t>SameServiceEntry</w:t>
-      </w:r>
-      <w:proofErr w:type="spellEnd"/>
-      <w:r>
-        <w:t xml:space="preserve">, </w:t>
-      </w:r>
-      <w:r>
-        <w:rPr>
-          <w:rFonts w:ascii="Courier New" w:eastAsia="Courier New" w:hAnsi="Courier New" w:cs="Courier New"/>
-        </w:rPr>
-        <w:t>SIT1_Entry</w:t>
-      </w:r>
-      <w:r>
-        <w:t xml:space="preserve">, </w:t>
-      </w:r>
-      <w:proofErr w:type="spellStart"/>
-      <w:r>
-        <w:rPr>
-          <w:rFonts w:ascii="Courier New" w:eastAsia="Courier New" w:hAnsi="Courier New" w:cs="Courier New"/>
-        </w:rPr>
-        <w:t>HDRadioStationID</w:t>
-      </w:r>
-      <w:proofErr w:type="spellEnd"/>
-      <w:r>
-        <w:t xml:space="preserve"> a podřízené </w:t>
-      </w:r>
-      <w:proofErr w:type="spellStart"/>
-      <w:r>
-        <w:rPr>
-          <w:rFonts w:ascii="Courier New" w:eastAsia="Courier New" w:hAnsi="Courier New" w:cs="Courier New"/>
-        </w:rPr>
-        <w:t>HD</w:t>
-      </w:r>
-      <w:r>
-        <w:rPr>
-          <w:rFonts w:ascii="Courier New" w:eastAsia="Courier New" w:hAnsi="Courier New" w:cs="Courier New"/>
-        </w:rPr>
-        <w:t>F</w:t>
-      </w:r>
-      <w:r>
-        <w:rPr>
-          <w:rFonts w:ascii="Courier New" w:eastAsia="Courier New" w:hAnsi="Courier New" w:cs="Courier New"/>
-        </w:rPr>
-        <w:t>MBearerInfo</w:t>
-      </w:r>
-      <w:proofErr w:type="spellEnd"/>
-      <w:r>
-        <w:t xml:space="preserve"> a </w:t>
-      </w:r>
-      <w:proofErr w:type="spellStart"/>
-      <w:r>
-        <w:rPr>
-          <w:rFonts w:ascii="Courier New" w:eastAsia="Courier New" w:hAnsi="Courier New" w:cs="Courier New"/>
-        </w:rPr>
-        <w:t>HDAMBearerInfo</w:t>
-      </w:r>
-      <w:proofErr w:type="spellEnd"/>
-      <w:r>
-        <w:t>.</w:t>
+        <w:t xml:space="preserve">Jsou to základní typy: MaskedTime, DayMask, AppStartTime, TimeSlot, OpTime, GeographicCoverage, CoordinatePair a ByteField a odvozené typy (struktury): GST1_Entry, GST2_Entry, GST3_Entry (viz tabulka 3), GST4_Entry, GST5_Entry, GST6_Entry, GST7_Entry, RelatedServiceEntry, DABFrequency, DVBFrequency, FMFrequency, AMFrequency, SameServiceEntry, SIT1_Entry, HDRadioStationID a podřízené HDFMBearerInfo a HDAMBearerInfo.</w:t>
       </w:r>
     </w:p>
     <w:p>
@@ -4877,13 +4377,8 @@
         <w:pStyle w:val="Nadpis1"/>
       </w:pPr>
       <w:r>
-        <w:t>11 </w:t>
-      </w:r>
-      <w:proofErr w:type="spellStart"/>
-      <w:r>
-        <w:t>Bibliografie</w:t>
-      </w:r>
-      <w:proofErr w:type="spellEnd"/>
+        <w:t xml:space="preserve">11 Literatura</w:t>
+      </w:r>
     </w:p>
     <w:p>
       <w:pPr>
@@ -6300,23 +5795,10 @@
       <w:bookmarkStart w:id="12" w:name="_3rdcrjn" w:colFirst="0" w:colLast="0"/>
       <w:bookmarkEnd w:id="12"/>
       <w:r>
-        <w:rPr>
-          <w:b/>
-        </w:rPr>
-        <w:t xml:space="preserve">Tabulka 53 – Popis obsahu </w:t>
-      </w:r>
-      <w:r>
-        <w:rPr>
-          <w:rFonts w:ascii="Courier New" w:eastAsia="Courier New" w:hAnsi="Courier New" w:cs="Courier New"/>
-          <w:b/>
-        </w:rPr>
-        <w:t>GST3_Entry</w:t>
-      </w:r>
-      <w:r>
-        <w:rPr>
-          <w:b/>
-        </w:rPr>
-        <w:t xml:space="preserve"> (tab. 90 normy) </w:t>
+        <w:t xml:space="preserve">Tabulka 6 – </w:t>
+      </w:r>
+      <w:r>
+        <w:t xml:space="preserve">Popis obsahu GST3_Entry (tab. 90 normy)</w:t>
       </w:r>
     </w:p>
     <w:tbl>
@@ -6681,6 +6163,15 @@
     </w:p>
     <w:p>
       <w:pPr>
+        <w:spacing w:after="120"/>
+        <w:jc w:val="both"/>
+      </w:pPr>
+      <w:r>
+        <w:t xml:space="preserve">```xml</w:t>
+      </w:r>
+    </w:p>
+    <w:p>
+      <w:pPr>
         <w:pBdr>
           <w:top w:val="single" w:sz="4" w:space="1" w:color="000000"/>
           <w:left w:val="single" w:sz="4" w:space="4" w:color="000000"/>
@@ -7163,6 +6654,31 @@
     </w:p>
     <w:p>
       <w:pPr>
+        <w:pBdr>
+          <w:top w:val="single" w:sz="4" w:space="1" w:color="000000"/>
+          <w:left w:val="single" w:sz="4" w:space="4" w:color="000000"/>
+          <w:bottom w:val="single" w:sz="4" w:space="1" w:color="000000"/>
+          <w:right w:val="single" w:sz="4" w:space="4" w:color="000000"/>
+        </w:pBdr>
+        <w:tabs>
+          <w:tab w:val="left" w:pos="1360"/>
+        </w:tabs>
+        <w:jc w:val="both"/>
+        <w:rPr>
+          <w:sz w:val="18"/>
+          <w:szCs w:val="18"/>
+        </w:rPr>
+      </w:pPr>
+      <w:r>
+        <w:rPr>
+          <w:sz w:val="18"/>
+          <w:szCs w:val="18"/>
+        </w:rPr>
+        <w:t xml:space="preserve">```</w:t>
+      </w:r>
+    </w:p>
+    <w:p>
+      <w:pPr>
         <w:spacing w:after="120"/>
         <w:ind w:left="284" w:hanging="284"/>
         <w:jc w:val="both"/>
@@ -7181,6 +6697,15 @@
           <w:rFonts w:ascii="Courier New" w:eastAsia="Courier New" w:hAnsi="Courier New" w:cs="Courier New"/>
         </w:rPr>
         <w:t>GST3_Entry</w:t>
+      </w:r>
+    </w:p>
+    <w:p>
+      <w:pPr>
+        <w:spacing w:after="120"/>
+        <w:jc w:val="both"/>
+      </w:pPr>
+      <w:r>
+        <w:t xml:space="preserve">```xml</w:t>
       </w:r>
     </w:p>
     <w:p>
@@ -7669,6 +7194,31 @@
           <w:szCs w:val="18"/>
         </w:rPr>
         <w:t>&gt; </w:t>
+      </w:r>
+    </w:p>
+    <w:p>
+      <w:pPr>
+        <w:pBdr>
+          <w:top w:val="single" w:sz="4" w:space="1" w:color="000000"/>
+          <w:left w:val="single" w:sz="4" w:space="4" w:color="000000"/>
+          <w:bottom w:val="single" w:sz="4" w:space="0" w:color="000000"/>
+          <w:right w:val="single" w:sz="4" w:space="4" w:color="000000"/>
+        </w:pBdr>
+        <w:tabs>
+          <w:tab w:val="left" w:pos="1360"/>
+        </w:tabs>
+        <w:jc w:val="both"/>
+        <w:rPr>
+          <w:sz w:val="18"/>
+          <w:szCs w:val="18"/>
+        </w:rPr>
+      </w:pPr>
+      <w:r>
+        <w:rPr>
+          <w:sz w:val="18"/>
+          <w:szCs w:val="18"/>
+        </w:rPr>
+        <w:t xml:space="preserve">```</w:t>
       </w:r>
     </w:p>
     <w:p>

--- a/extrakty/doc/TC278WG4/extract_21219-9_(2017).docx
+++ b/extrakty/doc/TC278WG4/extract_21219-9_(2017).docx
@@ -1244,52 +1244,35 @@
         <w:jc w:val="both"/>
       </w:pPr>
       <w:r>
-        <w:rPr>
-          <w:noProof/>
-          <w:lang w:val="en-US" w:eastAsia="en-US"/>
-        </w:rPr>
+        <w:t xml:space="preserve"> </w:t>
+      </w:r>
+      <w:r>
         <w:drawing>
-          <wp:inline distT="0" distB="0" distL="0" distR="0">
-            <wp:extent cx="3115310" cy="2200910"/>
-            <wp:effectExtent l="0" t="0" r="8890" b="8890"/>
-            <wp:docPr id="12" name="image7.png"/>
+          <wp:inline xmlns:a="http://schemas.openxmlformats.org/drawingml/2006/main" xmlns:pic="http://schemas.openxmlformats.org/drawingml/2006/picture">
+            <wp:extent cx="5760000" cy="2163568"/>
+            <wp:docPr id="16" name="Picture 16"/>
             <wp:cNvGraphicFramePr>
-              <a:graphicFrameLocks xmlns:a="http://schemas.openxmlformats.org/drawingml/2006/main" noChangeAspect="1"/>
+              <a:graphicFrameLocks noChangeAspect="1"/>
             </wp:cNvGraphicFramePr>
-            <a:graphic xmlns:a="http://schemas.openxmlformats.org/drawingml/2006/main">
+            <a:graphic>
               <a:graphicData uri="http://schemas.openxmlformats.org/drawingml/2006/picture">
-                <pic:pic xmlns:pic="http://schemas.openxmlformats.org/drawingml/2006/picture">
+                <pic:pic>
                   <pic:nvPicPr>
-                    <pic:cNvPr id="0" name="image7.png"/>
-                    <pic:cNvPicPr>
-                      <a:picLocks noChangeAspect="1" noChangeArrowheads="1"/>
-                    </pic:cNvPicPr>
+                    <pic:cNvPr id="0" name="21219-09_2016_image1.png"/>
+                    <pic:cNvPicPr/>
                   </pic:nvPicPr>
                   <pic:blipFill>
-                    <a:blip r:embed="rId10">
-                      <a:extLst>
-                        <a:ext uri="{28A0092B-C50C-407E-A947-70E740481C1C}">
-                          <a14:useLocalDpi xmlns:a14="http://schemas.microsoft.com/office/drawing/2010/main" val="0"/>
-                        </a:ext>
-                      </a:extLst>
-                    </a:blip>
-                    <a:srcRect/>
+                    <a:blip r:embed="rId20"/>
                     <a:stretch>
                       <a:fillRect/>
                     </a:stretch>
                   </pic:blipFill>
-                  <pic:spPr bwMode="auto">
+                  <pic:spPr>
                     <a:xfrm>
                       <a:off x="0" y="0"/>
-                      <a:ext cx="3115310" cy="2200910"/>
+                      <a:ext cx="5760000" cy="2163568"/>
                     </a:xfrm>
-                    <a:prstGeom prst="rect">
-                      <a:avLst/>
-                    </a:prstGeom>
-                    <a:noFill/>
-                    <a:ln>
-                      <a:noFill/>
-                    </a:ln>
+                    <a:prstGeom prst="rect"/>
                   </pic:spPr>
                 </pic:pic>
               </a:graphicData>
@@ -1297,523 +1280,71 @@
           </wp:inline>
         </w:drawing>
       </w:r>
+    </w:p>
+    <w:p>
+      <w:pPr>
+        <w:pStyle w:val="NadpisTabObr"/>
+      </w:pPr>
+      <w:r>
+        <w:t xml:space="preserve">Obrázek 1 – Jak použít identifikaci obsahu (SCID) sdíleného mezi službami (výřez obr. 2 dokumentu) </w:t>
+      </w:r>
+    </w:p>
+    <w:p>
+      <w:pPr>
+        <w:spacing w:after="120"/>
+        <w:jc w:val="both"/>
+      </w:pPr>
+    </w:p>
+    <w:p>
+      <w:pPr>
+        <w:spacing w:after="120"/>
+        <w:jc w:val="both"/>
+      </w:pPr>
+      <w:r>
+        <w:t xml:space="preserve">Další zásada ukazuje použití aplikace SNI v proudu TPEG dat v jednom datovém rámci, kdy právě SNI přiřazuje jednotlivým komponentům rámce jejich význam (viz obrázek 2). </w:t>
+      </w:r>
+    </w:p>
+    <w:p>
+      <w:pPr>
+        <w:spacing w:after="120"/>
+        <w:jc w:val="both"/>
+      </w:pPr>
       <w:r>
         <w:t xml:space="preserve"> </w:t>
       </w:r>
       <w:r>
-        <w:rPr>
-          <w:noProof/>
-          <w:lang w:val="en-US" w:eastAsia="en-US"/>
-        </w:rPr>
         <w:drawing>
-          <wp:anchor distT="0" distB="0" distL="114300" distR="114300" simplePos="0" relativeHeight="251659264" behindDoc="0" locked="0" layoutInCell="1" allowOverlap="1">
-            <wp:simplePos x="0" y="0"/>
-            <wp:positionH relativeFrom="margin">
-              <wp:posOffset>2352040</wp:posOffset>
-            </wp:positionH>
-            <wp:positionV relativeFrom="paragraph">
-              <wp:posOffset>404495</wp:posOffset>
-            </wp:positionV>
-            <wp:extent cx="3619500" cy="676275"/>
-            <wp:effectExtent l="0" t="0" r="0" b="9525"/>
-            <wp:wrapNone/>
-            <wp:docPr id="16" name="image2.png"/>
+          <wp:inline xmlns:a="http://schemas.openxmlformats.org/drawingml/2006/main" xmlns:pic="http://schemas.openxmlformats.org/drawingml/2006/picture">
+            <wp:extent cx="5760000" cy="1753043"/>
+            <wp:docPr id="17" name="Picture 17"/>
             <wp:cNvGraphicFramePr>
-              <a:graphicFrameLocks xmlns:a="http://schemas.openxmlformats.org/drawingml/2006/main" noChangeAspect="1"/>
+              <a:graphicFrameLocks noChangeAspect="1"/>
             </wp:cNvGraphicFramePr>
-            <a:graphic xmlns:a="http://schemas.openxmlformats.org/drawingml/2006/main">
+            <a:graphic>
               <a:graphicData uri="http://schemas.openxmlformats.org/drawingml/2006/picture">
-                <pic:pic xmlns:pic="http://schemas.openxmlformats.org/drawingml/2006/picture">
+                <pic:pic>
                   <pic:nvPicPr>
-                    <pic:cNvPr id="0" name="image2.png"/>
-                    <pic:cNvPicPr>
-                      <a:picLocks noChangeAspect="1" noChangeArrowheads="1"/>
-                    </pic:cNvPicPr>
+                    <pic:cNvPr id="0" name="21219-09_2016_image2.png"/>
+                    <pic:cNvPicPr/>
                   </pic:nvPicPr>
                   <pic:blipFill>
-                    <a:blip r:embed="rId11">
-                      <a:extLst>
-                        <a:ext uri="{28A0092B-C50C-407E-A947-70E740481C1C}">
-                          <a14:useLocalDpi xmlns:a14="http://schemas.microsoft.com/office/drawing/2010/main" val="0"/>
-                        </a:ext>
-                      </a:extLst>
-                    </a:blip>
-                    <a:srcRect/>
+                    <a:blip r:embed="rId21"/>
                     <a:stretch>
                       <a:fillRect/>
                     </a:stretch>
                   </pic:blipFill>
-                  <pic:spPr bwMode="auto">
+                  <pic:spPr>
                     <a:xfrm>
                       <a:off x="0" y="0"/>
-                      <a:ext cx="3619500" cy="676275"/>
+                      <a:ext cx="5760000" cy="1753043"/>
                     </a:xfrm>
-                    <a:prstGeom prst="rect">
-                      <a:avLst/>
-                    </a:prstGeom>
-                    <a:noFill/>
-                    <a:ln>
-                      <a:noFill/>
-                    </a:ln>
-                  </pic:spPr>
-                </pic:pic>
-              </a:graphicData>
-            </a:graphic>
-            <wp14:sizeRelH relativeFrom="page">
-              <wp14:pctWidth>0</wp14:pctWidth>
-            </wp14:sizeRelH>
-            <wp14:sizeRelV relativeFrom="page">
-              <wp14:pctHeight>0</wp14:pctHeight>
-            </wp14:sizeRelV>
-          </wp:anchor>
-        </w:drawing>
-      </w:r>
-    </w:p>
-    <w:p>
-      <w:pPr>
-        <w:pStyle w:val="NadpisTabObr"/>
-      </w:pPr>
-      <w:r>
-        <w:t xml:space="preserve">Obrázek 1 – Jak použít identifikaci obsahu (SCID) sdíleného mezi službami (výřez obr. 2 dokumentu) </w:t>
-      </w:r>
-    </w:p>
-    <w:p>
-      <w:pPr>
-        <w:spacing w:after="120"/>
-        <w:jc w:val="both"/>
-      </w:pPr>
-    </w:p>
-    <w:p>
-      <w:pPr>
-        <w:spacing w:after="120"/>
-        <w:jc w:val="both"/>
-      </w:pPr>
-      <w:r>
-        <w:t xml:space="preserve">Další zásada ukazuje použití aplikace SNI v proudu TPEG dat v jednom datovém rámci, kdy právě SNI přiřazuje jednotlivým komponentům rámce jejich význam (viz obrázek 2). </w:t>
-      </w:r>
-    </w:p>
-    <w:p>
-      <w:pPr>
-        <w:spacing w:after="120"/>
-        <w:jc w:val="both"/>
-      </w:pPr>
-      <w:r>
-        <w:rPr>
-          <w:noProof/>
-          <w:lang w:val="en-US" w:eastAsia="en-US"/>
-        </w:rPr>
-        <w:drawing>
-          <wp:inline distT="0" distB="0" distL="0" distR="0">
-            <wp:extent cx="2998470" cy="1828800"/>
-            <wp:effectExtent l="0" t="0" r="0" b="0"/>
-            <wp:docPr id="11" name="image4.png"/>
-            <wp:cNvGraphicFramePr>
-              <a:graphicFrameLocks xmlns:a="http://schemas.openxmlformats.org/drawingml/2006/main" noChangeAspect="1"/>
-            </wp:cNvGraphicFramePr>
-            <a:graphic xmlns:a="http://schemas.openxmlformats.org/drawingml/2006/main">
-              <a:graphicData uri="http://schemas.openxmlformats.org/drawingml/2006/picture">
-                <pic:pic xmlns:pic="http://schemas.openxmlformats.org/drawingml/2006/picture">
-                  <pic:nvPicPr>
-                    <pic:cNvPr id="0" name="image4.png"/>
-                    <pic:cNvPicPr>
-                      <a:picLocks noChangeAspect="1" noChangeArrowheads="1"/>
-                    </pic:cNvPicPr>
-                  </pic:nvPicPr>
-                  <pic:blipFill>
-                    <a:blip r:embed="rId12">
-                      <a:extLst>
-                        <a:ext uri="{28A0092B-C50C-407E-A947-70E740481C1C}">
-                          <a14:useLocalDpi xmlns:a14="http://schemas.microsoft.com/office/drawing/2010/main" val="0"/>
-                        </a:ext>
-                      </a:extLst>
-                    </a:blip>
-                    <a:srcRect/>
-                    <a:stretch>
-                      <a:fillRect/>
-                    </a:stretch>
-                  </pic:blipFill>
-                  <pic:spPr bwMode="auto">
-                    <a:xfrm>
-                      <a:off x="0" y="0"/>
-                      <a:ext cx="2998470" cy="1828800"/>
-                    </a:xfrm>
-                    <a:prstGeom prst="rect">
-                      <a:avLst/>
-                    </a:prstGeom>
-                    <a:noFill/>
-                    <a:ln>
-                      <a:noFill/>
-                    </a:ln>
+                    <a:prstGeom prst="rect"/>
                   </pic:spPr>
                 </pic:pic>
               </a:graphicData>
             </a:graphic>
           </wp:inline>
         </w:drawing>
-      </w:r>
-      <w:r>
-        <w:t xml:space="preserve"> </w:t>
-      </w:r>
-      <w:r>
-        <w:rPr>
-          <w:noProof/>
-          <w:lang w:val="en-US" w:eastAsia="en-US"/>
-        </w:rPr>
-        <w:drawing>
-          <wp:inline distT="0" distB="0" distL="0" distR="0">
-            <wp:extent cx="2870835" cy="1765300"/>
-            <wp:effectExtent l="0" t="0" r="5715" b="6350"/>
-            <wp:docPr id="10" name="image10.png"/>
-            <wp:cNvGraphicFramePr>
-              <a:graphicFrameLocks xmlns:a="http://schemas.openxmlformats.org/drawingml/2006/main" noChangeAspect="1"/>
-            </wp:cNvGraphicFramePr>
-            <a:graphic xmlns:a="http://schemas.openxmlformats.org/drawingml/2006/main">
-              <a:graphicData uri="http://schemas.openxmlformats.org/drawingml/2006/picture">
-                <pic:pic xmlns:pic="http://schemas.openxmlformats.org/drawingml/2006/picture">
-                  <pic:nvPicPr>
-                    <pic:cNvPr id="0" name="image10.png"/>
-                    <pic:cNvPicPr>
-                      <a:picLocks noChangeAspect="1" noChangeArrowheads="1"/>
-                    </pic:cNvPicPr>
-                  </pic:nvPicPr>
-                  <pic:blipFill>
-                    <a:blip r:embed="rId13">
-                      <a:extLst>
-                        <a:ext uri="{28A0092B-C50C-407E-A947-70E740481C1C}">
-                          <a14:useLocalDpi xmlns:a14="http://schemas.microsoft.com/office/drawing/2010/main" val="0"/>
-                        </a:ext>
-                      </a:extLst>
-                    </a:blip>
-                    <a:srcRect/>
-                    <a:stretch>
-                      <a:fillRect/>
-                    </a:stretch>
-                  </pic:blipFill>
-                  <pic:spPr bwMode="auto">
-                    <a:xfrm>
-                      <a:off x="0" y="0"/>
-                      <a:ext cx="2870835" cy="1765300"/>
-                    </a:xfrm>
-                    <a:prstGeom prst="rect">
-                      <a:avLst/>
-                    </a:prstGeom>
-                    <a:noFill/>
-                    <a:ln>
-                      <a:noFill/>
-                    </a:ln>
-                  </pic:spPr>
-                </pic:pic>
-              </a:graphicData>
-            </a:graphic>
-          </wp:inline>
-        </w:drawing>
-      </w:r>
-      <w:r>
-        <w:rPr>
-          <w:noProof/>
-          <w:lang w:val="en-US" w:eastAsia="en-US"/>
-        </w:rPr>
-        <mc:AlternateContent>
-          <mc:Choice Requires="wps">
-            <w:drawing>
-              <wp:anchor distT="0" distB="0" distL="114300" distR="114300" simplePos="0" relativeHeight="251660288" behindDoc="0" locked="0" layoutInCell="1" allowOverlap="1">
-                <wp:simplePos x="0" y="0"/>
-                <wp:positionH relativeFrom="margin">
-                  <wp:posOffset>2743200</wp:posOffset>
-                </wp:positionH>
-                <wp:positionV relativeFrom="paragraph">
-                  <wp:posOffset>965200</wp:posOffset>
-                </wp:positionV>
-                <wp:extent cx="587375" cy="301625"/>
-                <wp:effectExtent l="0" t="19050" r="41275" b="41275"/>
-                <wp:wrapNone/>
-                <wp:docPr id="15" name="Šipka doprava 6"/>
-                <wp:cNvGraphicFramePr>
-                  <a:graphicFrameLocks xmlns:a="http://schemas.openxmlformats.org/drawingml/2006/main"/>
-                </wp:cNvGraphicFramePr>
-                <a:graphic xmlns:a="http://schemas.openxmlformats.org/drawingml/2006/main">
-                  <a:graphicData uri="http://schemas.microsoft.com/office/word/2010/wordprocessingShape">
-                    <wps:wsp>
-                      <wps:cNvSpPr>
-                        <a:spLocks/>
-                      </wps:cNvSpPr>
-                      <wps:spPr>
-                        <a:xfrm>
-                          <a:off x="0" y="0"/>
-                          <a:ext cx="587375" cy="301625"/>
-                        </a:xfrm>
-                        <a:prstGeom prst="rightArrow">
-                          <a:avLst>
-                            <a:gd name="adj1" fmla="val 50000"/>
-                            <a:gd name="adj2" fmla="val 50000"/>
-                          </a:avLst>
-                        </a:prstGeom>
-                        <a:solidFill>
-                          <a:srgbClr val="4F81BD"/>
-                        </a:solidFill>
-                        <a:ln w="25400" cap="flat" cmpd="sng">
-                          <a:solidFill>
-                            <a:srgbClr val="395E89"/>
-                          </a:solidFill>
-                          <a:prstDash val="solid"/>
-                          <a:round/>
-                          <a:headEnd type="none" w="sm" len="sm"/>
-                          <a:tailEnd type="none" w="sm" len="sm"/>
-                        </a:ln>
-                      </wps:spPr>
-                      <wps:txbx>
-                        <w:txbxContent>
-                          <w:p>
-                            <w:pPr>
-                              <w:textDirection w:val="btLr"/>
-                            </w:pPr>
-                          </w:p>
-                        </w:txbxContent>
-                      </wps:txbx>
-                      <wps:bodyPr spcFirstLastPara="1" wrap="square" lIns="91425" tIns="91425" rIns="91425" bIns="91425" anchor="ctr" anchorCtr="0"/>
-                    </wps:wsp>
-                  </a:graphicData>
-                </a:graphic>
-                <wp14:sizeRelH relativeFrom="page">
-                  <wp14:pctWidth>0</wp14:pctWidth>
-                </wp14:sizeRelH>
-                <wp14:sizeRelV relativeFrom="page">
-                  <wp14:pctHeight>0</wp14:pctHeight>
-                </wp14:sizeRelV>
-              </wp:anchor>
-            </w:drawing>
-          </mc:Choice>
-          <mc:Fallback>
-            <w:pict>
-              <v:shapetype id="_x0000_t13" coordsize="21600,21600" o:spt="13" adj="16200,5400" path="m@0,l@0@1,0@1,0@2@0@2@0,21600,21600,10800xe">
-                <v:stroke joinstyle="miter"/>
-                <v:formulas>
-                  <v:f eqn="val #0"/>
-                  <v:f eqn="val #1"/>
-                  <v:f eqn="sum height 0 #1"/>
-                  <v:f eqn="sum 10800 0 #1"/>
-                  <v:f eqn="sum width 0 #0"/>
-                  <v:f eqn="prod @4 @3 10800"/>
-                  <v:f eqn="sum width 0 @5"/>
-                </v:formulas>
-                <v:path o:connecttype="custom" o:connectlocs="@0,0;0,10800;@0,21600;21600,10800" o:connectangles="270,180,90,0" textboxrect="0,@1,@6,@2"/>
-                <v:handles>
-                  <v:h position="#0,#1" xrange="0,21600" yrange="0,10800"/>
-                </v:handles>
-              </v:shapetype>
-              <v:shape id="Šipka doprava 6" o:spid="_x0000_s1026" type="#_x0000_t13" style="position:absolute;left:0;text-align:left;margin-left:3in;margin-top:76pt;width:46.25pt;height:23.75pt;z-index:251660288;visibility:visible;mso-wrap-style:square;mso-width-percent:0;mso-height-percent:0;mso-wrap-distance-left:9pt;mso-wrap-distance-top:0;mso-wrap-distance-right:9pt;mso-wrap-distance-bottom:0;mso-position-horizontal:absolute;mso-position-horizontal-relative:margin;mso-position-vertical:absolute;mso-position-vertical-relative:text;mso-width-percent:0;mso-height-percent:0;mso-width-relative:page;mso-height-relative:page;v-text-anchor:middle" o:gfxdata="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" adj="16054" fillcolor="#4f81bd" strokecolor="#395e89" strokeweight="2pt">
-                <v:stroke startarrowwidth="narrow" startarrowlength="short" endarrowwidth="narrow" endarrowlength="short" joinstyle="round"/>
-                <v:path arrowok="t"/>
-                <v:textbox inset="2.53958mm,2.53958mm,2.53958mm,2.53958mm">
-                  <w:txbxContent>
-                    <w:p>
-                      <w:pPr>
-                        <w:textDirection w:val="btLr"/>
-                      </w:pPr>
-                    </w:p>
-                  </w:txbxContent>
-                </v:textbox>
-                <w10:wrap anchorx="margin"/>
-              </v:shape>
-            </w:pict>
-          </mc:Fallback>
-        </mc:AlternateContent>
-      </w:r>
-      <w:r>
-        <w:rPr>
-          <w:noProof/>
-          <w:lang w:val="en-US" w:eastAsia="en-US"/>
-        </w:rPr>
-        <mc:AlternateContent>
-          <mc:Choice Requires="wps">
-            <w:drawing>
-              <wp:anchor distT="0" distB="0" distL="114300" distR="114300" simplePos="0" relativeHeight="251661312" behindDoc="0" locked="0" layoutInCell="1" allowOverlap="1">
-                <wp:simplePos x="0" y="0"/>
-                <wp:positionH relativeFrom="margin">
-                  <wp:posOffset>619125</wp:posOffset>
-                </wp:positionH>
-                <wp:positionV relativeFrom="paragraph">
-                  <wp:posOffset>85725</wp:posOffset>
-                </wp:positionV>
-                <wp:extent cx="1454785" cy="257175"/>
-                <wp:effectExtent l="0" t="0" r="12065" b="28575"/>
-                <wp:wrapNone/>
-                <wp:docPr id="14" name="Obdélník 8"/>
-                <wp:cNvGraphicFramePr>
-                  <a:graphicFrameLocks xmlns:a="http://schemas.openxmlformats.org/drawingml/2006/main"/>
-                </wp:cNvGraphicFramePr>
-                <a:graphic xmlns:a="http://schemas.openxmlformats.org/drawingml/2006/main">
-                  <a:graphicData uri="http://schemas.microsoft.com/office/word/2010/wordprocessingShape">
-                    <wps:wsp>
-                      <wps:cNvSpPr>
-                        <a:spLocks/>
-                      </wps:cNvSpPr>
-                      <wps:spPr>
-                        <a:xfrm>
-                          <a:off x="0" y="0"/>
-                          <a:ext cx="1454785" cy="257175"/>
-                        </a:xfrm>
-                        <a:prstGeom prst="rect">
-                          <a:avLst/>
-                        </a:prstGeom>
-                        <a:solidFill>
-                          <a:srgbClr val="F2DADA"/>
-                        </a:solidFill>
-                        <a:ln w="9525" cap="flat" cmpd="sng">
-                          <a:solidFill>
-                            <a:srgbClr val="000000"/>
-                          </a:solidFill>
-                          <a:prstDash val="solid"/>
-                          <a:round/>
-                          <a:headEnd type="none" w="sm" len="sm"/>
-                          <a:tailEnd type="none" w="sm" len="sm"/>
-                        </a:ln>
-                      </wps:spPr>
-                      <wps:txbx>
-                        <w:txbxContent>
-                          <w:p>
-                            <w:pPr>
-                              <w:textDirection w:val="btLr"/>
-                            </w:pPr>
-                            <w:r>
-                              <w:t>PŘED dekódováním SNI</w:t>
-                            </w:r>
-                          </w:p>
-                        </w:txbxContent>
-                      </wps:txbx>
-                      <wps:bodyPr spcFirstLastPara="1" wrap="square" lIns="91425" tIns="45700" rIns="91425" bIns="45700" anchor="t" anchorCtr="0"/>
-                    </wps:wsp>
-                  </a:graphicData>
-                </a:graphic>
-                <wp14:sizeRelH relativeFrom="page">
-                  <wp14:pctWidth>0</wp14:pctWidth>
-                </wp14:sizeRelH>
-                <wp14:sizeRelV relativeFrom="page">
-                  <wp14:pctHeight>0</wp14:pctHeight>
-                </wp14:sizeRelV>
-              </wp:anchor>
-            </w:drawing>
-          </mc:Choice>
-          <mc:Fallback>
-            <w:pict>
-              <v:rect id="Obdélník 8" o:spid="_x0000_s1027" style="position:absolute;left:0;text-align:left;margin-left:48.75pt;margin-top:6.75pt;width:114.55pt;height:20.25pt;z-index:251661312;visibility:visible;mso-wrap-style:square;mso-width-percent:0;mso-height-percent:0;mso-wrap-distance-left:9pt;mso-wrap-distance-top:0;mso-wrap-distance-right:9pt;mso-wrap-distance-bottom:0;mso-position-horizontal:absolute;mso-position-horizontal-relative:margin;mso-position-vertical:absolute;mso-position-vertical-relative:text;mso-width-percent:0;mso-height-percent:0;mso-width-relative:page;mso-height-relative:page;v-text-anchor:top" o:gfxdata="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" fillcolor="#f2dada">
-                <v:stroke startarrowwidth="narrow" startarrowlength="short" endarrowwidth="narrow" endarrowlength="short" joinstyle="round"/>
-                <v:path arrowok="t"/>
-                <v:textbox inset="2.53958mm,1.2694mm,2.53958mm,1.2694mm">
-                  <w:txbxContent>
-                    <w:p>
-                      <w:pPr>
-                        <w:textDirection w:val="btLr"/>
-                      </w:pPr>
-                      <w:r>
-                        <w:t>PŘED dekódováním SNI</w:t>
-                      </w:r>
-                    </w:p>
-                  </w:txbxContent>
-                </v:textbox>
-                <w10:wrap anchorx="margin"/>
-              </v:rect>
-            </w:pict>
-          </mc:Fallback>
-        </mc:AlternateContent>
-      </w:r>
-      <w:r>
-        <w:rPr>
-          <w:noProof/>
-          <w:lang w:val="en-US" w:eastAsia="en-US"/>
-        </w:rPr>
-        <mc:AlternateContent>
-          <mc:Choice Requires="wps">
-            <w:drawing>
-              <wp:anchor distT="0" distB="0" distL="114300" distR="114300" simplePos="0" relativeHeight="251662336" behindDoc="0" locked="0" layoutInCell="1" allowOverlap="1">
-                <wp:simplePos x="0" y="0"/>
-                <wp:positionH relativeFrom="margin">
-                  <wp:posOffset>3876675</wp:posOffset>
-                </wp:positionH>
-                <wp:positionV relativeFrom="paragraph">
-                  <wp:posOffset>85725</wp:posOffset>
-                </wp:positionV>
-                <wp:extent cx="1242695" cy="256540"/>
-                <wp:effectExtent l="0" t="0" r="14605" b="10160"/>
-                <wp:wrapNone/>
-                <wp:docPr id="13" name="Obdélník 7"/>
-                <wp:cNvGraphicFramePr>
-                  <a:graphicFrameLocks xmlns:a="http://schemas.openxmlformats.org/drawingml/2006/main"/>
-                </wp:cNvGraphicFramePr>
-                <a:graphic xmlns:a="http://schemas.openxmlformats.org/drawingml/2006/main">
-                  <a:graphicData uri="http://schemas.microsoft.com/office/word/2010/wordprocessingShape">
-                    <wps:wsp>
-                      <wps:cNvSpPr>
-                        <a:spLocks/>
-                      </wps:cNvSpPr>
-                      <wps:spPr>
-                        <a:xfrm>
-                          <a:off x="0" y="0"/>
-                          <a:ext cx="1242695" cy="256540"/>
-                        </a:xfrm>
-                        <a:prstGeom prst="rect">
-                          <a:avLst/>
-                        </a:prstGeom>
-                        <a:solidFill>
-                          <a:srgbClr val="EAF1DD"/>
-                        </a:solidFill>
-                        <a:ln w="9525" cap="flat" cmpd="sng">
-                          <a:solidFill>
-                            <a:srgbClr val="000000"/>
-                          </a:solidFill>
-                          <a:prstDash val="solid"/>
-                          <a:round/>
-                          <a:headEnd type="none" w="sm" len="sm"/>
-                          <a:tailEnd type="none" w="sm" len="sm"/>
-                        </a:ln>
-                      </wps:spPr>
-                      <wps:txbx>
-                        <w:txbxContent>
-                          <w:p>
-                            <w:pPr>
-                              <w:textDirection w:val="btLr"/>
-                            </w:pPr>
-                            <w:r>
-                              <w:t>PO dekódování SNI</w:t>
-                            </w:r>
-                          </w:p>
-                        </w:txbxContent>
-                      </wps:txbx>
-                      <wps:bodyPr spcFirstLastPara="1" wrap="square" lIns="91425" tIns="45700" rIns="91425" bIns="45700" anchor="t" anchorCtr="0"/>
-                    </wps:wsp>
-                  </a:graphicData>
-                </a:graphic>
-                <wp14:sizeRelH relativeFrom="page">
-                  <wp14:pctWidth>0</wp14:pctWidth>
-                </wp14:sizeRelH>
-                <wp14:sizeRelV relativeFrom="page">
-                  <wp14:pctHeight>0</wp14:pctHeight>
-                </wp14:sizeRelV>
-              </wp:anchor>
-            </w:drawing>
-          </mc:Choice>
-          <mc:Fallback>
-            <w:pict>
-              <v:rect id="Obdélník 7" o:spid="_x0000_s1028" style="position:absolute;left:0;text-align:left;margin-left:305.25pt;margin-top:6.75pt;width:97.85pt;height:20.2pt;z-index:251662336;visibility:visible;mso-wrap-style:square;mso-width-percent:0;mso-height-percent:0;mso-wrap-distance-left:9pt;mso-wrap-distance-top:0;mso-wrap-distance-right:9pt;mso-wrap-distance-bottom:0;mso-position-horizontal:absolute;mso-position-horizontal-relative:margin;mso-position-vertical:absolute;mso-position-vertical-relative:text;mso-width-percent:0;mso-height-percent:0;mso-width-relative:page;mso-height-relative:page;v-text-anchor:top" o:gfxdata="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" fillcolor="#eaf1dd">
-                <v:stroke startarrowwidth="narrow" startarrowlength="short" endarrowwidth="narrow" endarrowlength="short" joinstyle="round"/>
-                <v:path arrowok="t"/>
-                <v:textbox inset="2.53958mm,1.2694mm,2.53958mm,1.2694mm">
-                  <w:txbxContent>
-                    <w:p>
-                      <w:pPr>
-                        <w:textDirection w:val="btLr"/>
-                      </w:pPr>
-                      <w:r>
-                        <w:t>PO dekódování SNI</w:t>
-                      </w:r>
-                    </w:p>
-                  </w:txbxContent>
-                </v:textbox>
-                <w10:wrap anchorx="margin"/>
-              </v:rect>
-            </w:pict>
-          </mc:Fallback>
-        </mc:AlternateContent>
       </w:r>
     </w:p>
     <w:p>
@@ -6163,15 +5694,6 @@
     </w:p>
     <w:p>
       <w:pPr>
-        <w:spacing w:after="120"/>
-        <w:jc w:val="both"/>
-      </w:pPr>
-      <w:r>
-        <w:t xml:space="preserve">```xml</w:t>
-      </w:r>
-    </w:p>
-    <w:p>
-      <w:pPr>
         <w:pBdr>
           <w:top w:val="single" w:sz="4" w:space="1" w:color="000000"/>
           <w:left w:val="single" w:sz="4" w:space="4" w:color="000000"/>
@@ -6654,31 +6176,6 @@
     </w:p>
     <w:p>
       <w:pPr>
-        <w:pBdr>
-          <w:top w:val="single" w:sz="4" w:space="1" w:color="000000"/>
-          <w:left w:val="single" w:sz="4" w:space="4" w:color="000000"/>
-          <w:bottom w:val="single" w:sz="4" w:space="1" w:color="000000"/>
-          <w:right w:val="single" w:sz="4" w:space="4" w:color="000000"/>
-        </w:pBdr>
-        <w:tabs>
-          <w:tab w:val="left" w:pos="1360"/>
-        </w:tabs>
-        <w:jc w:val="both"/>
-        <w:rPr>
-          <w:sz w:val="18"/>
-          <w:szCs w:val="18"/>
-        </w:rPr>
-      </w:pPr>
-      <w:r>
-        <w:rPr>
-          <w:sz w:val="18"/>
-          <w:szCs w:val="18"/>
-        </w:rPr>
-        <w:t xml:space="preserve">```</w:t>
-      </w:r>
-    </w:p>
-    <w:p>
-      <w:pPr>
         <w:spacing w:after="120"/>
         <w:ind w:left="284" w:hanging="284"/>
         <w:jc w:val="both"/>
@@ -6697,15 +6194,6 @@
           <w:rFonts w:ascii="Courier New" w:eastAsia="Courier New" w:hAnsi="Courier New" w:cs="Courier New"/>
         </w:rPr>
         <w:t>GST3_Entry</w:t>
-      </w:r>
-    </w:p>
-    <w:p>
-      <w:pPr>
-        <w:spacing w:after="120"/>
-        <w:jc w:val="both"/>
-      </w:pPr>
-      <w:r>
-        <w:t xml:space="preserve">```xml</w:t>
       </w:r>
     </w:p>
     <w:p>
@@ -7194,31 +6682,6 @@
           <w:szCs w:val="18"/>
         </w:rPr>
         <w:t>&gt; </w:t>
-      </w:r>
-    </w:p>
-    <w:p>
-      <w:pPr>
-        <w:pBdr>
-          <w:top w:val="single" w:sz="4" w:space="1" w:color="000000"/>
-          <w:left w:val="single" w:sz="4" w:space="4" w:color="000000"/>
-          <w:bottom w:val="single" w:sz="4" w:space="0" w:color="000000"/>
-          <w:right w:val="single" w:sz="4" w:space="4" w:color="000000"/>
-        </w:pBdr>
-        <w:tabs>
-          <w:tab w:val="left" w:pos="1360"/>
-        </w:tabs>
-        <w:jc w:val="both"/>
-        <w:rPr>
-          <w:sz w:val="18"/>
-          <w:szCs w:val="18"/>
-        </w:rPr>
-      </w:pPr>
-      <w:r>
-        <w:rPr>
-          <w:sz w:val="18"/>
-          <w:szCs w:val="18"/>
-        </w:rPr>
-        <w:t xml:space="preserve">```</w:t>
       </w:r>
     </w:p>
     <w:p>

--- a/extrakty/doc/TC278WG4/extract_21219-9_(2017).docx
+++ b/extrakty/doc/TC278WG4/extract_21219-9_(2017).docx
@@ -2929,7 +2929,7 @@
                 <w:sz w:val="18"/>
                 <w:szCs w:val="18"/>
               </w:rPr>
-              <w:t>Ressource</w:t>
+              <w:t xml:space="preserve">Resource</w:t>
             </w:r>
             <w:proofErr w:type="spellEnd"/>
             <w:r>

--- a/extrakty/doc/TC278WG4/extract_21219-9_(2017).docx
+++ b/extrakty/doc/TC278WG4/extract_21219-9_(2017).docx
@@ -269,19 +269,10 @@
     </w:p>
     <w:p>
       <w:pPr>
-        <w:spacing w:before="80" w:after="200"/>
+        <w:spacing w:after="120"/>
         <w:jc w:val="both"/>
-        <w:rPr>
-          <w:sz w:val="18"/>
-          <w:szCs w:val="18"/>
-        </w:rPr>
-      </w:pPr>
-      <w:r>
-        <w:rPr>
-          <w:sz w:val="18"/>
-          <w:szCs w:val="18"/>
-          <w:i/>
-        </w:rPr>
+      </w:pPr>
+      <w:r>
         <w:t xml:space="preserve">Poznámka: Extrakt uvádí vybrané kapitoly popisovaného dokumentu a přejímá původní číslování kapitol.</w:t>
       </w:r>
     </w:p>
@@ -329,50 +320,12 @@
       <w:pPr>
         <w:pStyle w:val="Nadpis1"/>
       </w:pPr>
+      <w:r>
+        <w:t xml:space="preserve">1 Předmět normy</w:t>
+      </w:r>
       <w:proofErr w:type="spellStart"/>
       <w:r>
-        <w:t>Souvisící</w:t>
-      </w:r>
-      <w:proofErr w:type="spellEnd"/>
-      <w:r>
-        <w:t xml:space="preserve"> </w:t>
-      </w:r>
-      <w:proofErr w:type="spellStart"/>
-      <w:r>
-        <w:t>normy</w:t>
-      </w:r>
-      <w:proofErr w:type="spellEnd"/>
-      <w:r>
-        <w:t xml:space="preserve"> (</w:t>
-      </w:r>
-      <w:proofErr w:type="spellStart"/>
-      <w:r>
-        <w:t>výběr</w:t>
-      </w:r>
-      <w:proofErr w:type="spellEnd"/>
-      <w:r>
-        <w:t>)</w:t>
-      </w:r>
-    </w:p>
-    <w:p>
-      <w:pPr>
-        <w:spacing w:after="120"/>
-        <w:jc w:val="both"/>
-      </w:pPr>
-      <w:r>
-        <w:t xml:space="preserve">Tento dokument uvádí 15 normativních odkazů, 8 na normu TPEG2 ISO 21219 části 1-6 a 9, dále normy ETSI stanovující rámec DAB, RDS, DVB, SWIFT a normu NRSC k HD Radiu</w:t>
-      </w:r>
-    </w:p>
-    <w:p>
-      <w:pPr>
-        <w:pStyle w:val="Nadpis1"/>
-      </w:pPr>
-      <w:r>
-        <w:t>1 </w:t>
-      </w:r>
-      <w:proofErr w:type="spellStart"/>
-      <w:r>
-        <w:t>Předmět</w:t>
+        <w:t/>
       </w:r>
       <w:proofErr w:type="spellEnd"/>
     </w:p>
@@ -410,28 +363,66 @@
       <w:pPr>
         <w:pStyle w:val="Nadpis1"/>
       </w:pPr>
-      <w:r>
-        <w:t>3 </w:t>
-      </w:r>
       <w:proofErr w:type="spellStart"/>
       <w:r>
-        <w:t>Termíny</w:t>
+        <w:t xml:space="preserve">2 Souvisící normy</w:t>
       </w:r>
       <w:proofErr w:type="spellEnd"/>
       <w:r>
-        <w:t xml:space="preserve">, </w:t>
+        <w:t xml:space="preserve"/>
       </w:r>
       <w:proofErr w:type="spellStart"/>
       <w:r>
-        <w:t>definice</w:t>
+        <w:t/>
       </w:r>
       <w:proofErr w:type="spellEnd"/>
       <w:r>
-        <w:t xml:space="preserve"> a </w:t>
+        <w:t xml:space="preserve"/>
       </w:r>
       <w:proofErr w:type="spellStart"/>
       <w:r>
-        <w:t>zkratky</w:t>
+        <w:t/>
+      </w:r>
+      <w:proofErr w:type="spellEnd"/>
+      <w:r>
+        <w:t/>
+      </w:r>
+    </w:p>
+    <w:p>
+      <w:pPr>
+        <w:spacing w:after="120"/>
+        <w:jc w:val="both"/>
+      </w:pPr>
+      <w:r>
+        <w:t xml:space="preserve">Tento dokument uvádí 15 normativních odkazů, 8 na normu TPEG2 ISO 21219 části 1-6 a 9, dále normy ETSI stanovující rámec DAB, RDS, DVB, SWIFT a normu NRSC k HD Radiu</w:t>
+      </w:r>
+    </w:p>
+    <w:p>
+      <w:pPr>
+        <w:pStyle w:val="Nadpis1"/>
+      </w:pPr>
+      <w:r>
+        <w:t xml:space="preserve">3 Termíny, definice a zkratky</w:t>
+      </w:r>
+      <w:proofErr w:type="spellStart"/>
+      <w:r>
+        <w:t/>
+      </w:r>
+      <w:proofErr w:type="spellEnd"/>
+      <w:r>
+        <w:t xml:space="preserve"/>
+      </w:r>
+      <w:proofErr w:type="spellStart"/>
+      <w:r>
+        <w:t/>
+      </w:r>
+      <w:proofErr w:type="spellEnd"/>
+      <w:r>
+        <w:t xml:space="preserve"/>
+      </w:r>
+      <w:proofErr w:type="spellStart"/>
+      <w:r>
+        <w:t/>
       </w:r>
       <w:proofErr w:type="spellEnd"/>
     </w:p>
@@ -606,14 +597,23 @@
     </w:p>
     <w:p>
       <w:pPr>
+        <w:spacing w:after="120"/>
+        <w:jc w:val="both"/>
+      </w:pPr>
+      <w:r>
+        <w:t xml:space="preserve">Další termíny a zkratky z oboru ITS jsou obsaženy ve slovníku ITS terminology.</w:t>
+      </w:r>
+    </w:p>
+    <w:p>
+      <w:pPr>
         <w:pStyle w:val="Nadpis1"/>
       </w:pPr>
       <w:r>
-        <w:t>4 </w:t>
+        <w:t xml:space="preserve">4 Symboly a zkratky</w:t>
       </w:r>
       <w:proofErr w:type="spellStart"/>
       <w:r>
-        <w:t>Zkratky</w:t>
+        <w:t/>
       </w:r>
       <w:proofErr w:type="spellEnd"/>
     </w:p>
@@ -1090,19 +1090,7 @@
         <w:jc w:val="both"/>
       </w:pPr>
       <w:r>
-        <w:t>Další termíny a zkratky z oboru ITS jsou obsaženy ve slovníku ITS terminology (</w:t>
-      </w:r>
-      <w:hyperlink r:id="rId9">
-        <w:r>
-          <w:rPr>
-            <w:color w:val="0000FF"/>
-            <w:u w:val="single"/>
-          </w:rPr>
-          <w:t>www.itsterminology.org</w:t>
-        </w:r>
-      </w:hyperlink>
-      <w:r>
-        <w:t>).</w:t>
+        <w:t xml:space="preserve">Další termíny a zkratky z oboru ITS jsou obsaženy ve slovníku ITS terminology (www.ITSterminology.org).</w:t>
       </w:r>
     </w:p>
     <w:p>

--- a/extrakty/doc/TC278WG4/extract_21219-9_(2017).docx
+++ b/extrakty/doc/TC278WG4/extract_21219-9_(2017).docx
@@ -146,7 +146,7 @@
               <w:pStyle w:val="1StrTrZn"/>
             </w:pPr>
             <w:r>
-              <w:t>01 8259</w:t>
+              <w:t xml:space="preserve"/>
             </w:r>
           </w:p>
         </w:tc>
